--- a/tillsyn/A 7050-2025 tillsynsbegäran.docx
+++ b/tillsyn/A 7050-2025 tillsynsbegäran.docx
@@ -314,7 +314,7 @@
     <w:r>
       <w:tab/>
       <w:tab/>
-      <w:t>2025-02-14</w:t>
+      <w:t>2025-02-15</w:t>
       <w:br/>
       <w:br/>
     </w:r>

--- a/tillsyn/A 7050-2025 tillsynsbegäran.docx
+++ b/tillsyn/A 7050-2025 tillsynsbegäran.docx
@@ -314,7 +314,7 @@
     <w:r>
       <w:tab/>
       <w:tab/>
-      <w:t>2025-02-15</w:t>
+      <w:t>2025-02-16</w:t>
       <w:br/>
       <w:br/>
     </w:r>

--- a/tillsyn/A 7050-2025 tillsynsbegäran.docx
+++ b/tillsyn/A 7050-2025 tillsynsbegäran.docx
@@ -314,7 +314,7 @@
     <w:r>
       <w:tab/>
       <w:tab/>
-      <w:t>2025-02-16</w:t>
+      <w:t>2025-02-17</w:t>
       <w:br/>
       <w:br/>
     </w:r>

--- a/tillsyn/A 7050-2025 tillsynsbegäran.docx
+++ b/tillsyn/A 7050-2025 tillsynsbegäran.docx
@@ -314,7 +314,7 @@
     <w:r>
       <w:tab/>
       <w:tab/>
-      <w:t>2025-02-17</w:t>
+      <w:t>2025-02-18</w:t>
       <w:br/>
       <w:br/>
     </w:r>

--- a/tillsyn/A 7050-2025 tillsynsbegäran.docx
+++ b/tillsyn/A 7050-2025 tillsynsbegäran.docx
@@ -314,7 +314,7 @@
     <w:r>
       <w:tab/>
       <w:tab/>
-      <w:t>2025-02-18</w:t>
+      <w:t>2025-02-19</w:t>
       <w:br/>
       <w:br/>
     </w:r>

--- a/tillsyn/A 7050-2025 tillsynsbegäran.docx
+++ b/tillsyn/A 7050-2025 tillsynsbegäran.docx
@@ -314,7 +314,7 @@
     <w:r>
       <w:tab/>
       <w:tab/>
-      <w:t>2025-02-19</w:t>
+      <w:t>2025-02-20</w:t>
       <w:br/>
       <w:br/>
     </w:r>

--- a/tillsyn/A 7050-2025 tillsynsbegäran.docx
+++ b/tillsyn/A 7050-2025 tillsynsbegäran.docx
@@ -314,7 +314,7 @@
     <w:r>
       <w:tab/>
       <w:tab/>
-      <w:t>2025-02-20</w:t>
+      <w:t>2025-02-21</w:t>
       <w:br/>
       <w:br/>
     </w:r>

--- a/tillsyn/A 7050-2025 tillsynsbegäran.docx
+++ b/tillsyn/A 7050-2025 tillsynsbegäran.docx
@@ -314,7 +314,7 @@
     <w:r>
       <w:tab/>
       <w:tab/>
-      <w:t>2025-02-21</w:t>
+      <w:t>2025-02-22</w:t>
       <w:br/>
       <w:br/>
     </w:r>

--- a/tillsyn/A 7050-2025 tillsynsbegäran.docx
+++ b/tillsyn/A 7050-2025 tillsynsbegäran.docx
@@ -314,7 +314,7 @@
     <w:r>
       <w:tab/>
       <w:tab/>
-      <w:t>2025-02-22</w:t>
+      <w:t>2025-02-23</w:t>
       <w:br/>
       <w:br/>
     </w:r>

--- a/tillsyn/A 7050-2025 tillsynsbegäran.docx
+++ b/tillsyn/A 7050-2025 tillsynsbegäran.docx
@@ -314,7 +314,7 @@
     <w:r>
       <w:tab/>
       <w:tab/>
-      <w:t>2025-02-23</w:t>
+      <w:t>2025-02-24</w:t>
       <w:br/>
       <w:br/>
     </w:r>

--- a/tillsyn/A 7050-2025 tillsynsbegäran.docx
+++ b/tillsyn/A 7050-2025 tillsynsbegäran.docx
@@ -314,7 +314,7 @@
     <w:r>
       <w:tab/>
       <w:tab/>
-      <w:t>2025-02-24</w:t>
+      <w:t>2025-02-25</w:t>
       <w:br/>
       <w:br/>
     </w:r>

--- a/tillsyn/A 7050-2025 tillsynsbegäran.docx
+++ b/tillsyn/A 7050-2025 tillsynsbegäran.docx
@@ -314,7 +314,7 @@
     <w:r>
       <w:tab/>
       <w:tab/>
-      <w:t>2025-02-25</w:t>
+      <w:t>2025-02-26</w:t>
       <w:br/>
       <w:br/>
     </w:r>

--- a/tillsyn/A 7050-2025 tillsynsbegäran.docx
+++ b/tillsyn/A 7050-2025 tillsynsbegäran.docx
@@ -314,7 +314,7 @@
     <w:r>
       <w:tab/>
       <w:tab/>
-      <w:t>2025-02-26</w:t>
+      <w:t>2025-02-27</w:t>
       <w:br/>
       <w:br/>
     </w:r>

--- a/tillsyn/A 7050-2025 tillsynsbegäran.docx
+++ b/tillsyn/A 7050-2025 tillsynsbegäran.docx
@@ -314,7 +314,7 @@
     <w:r>
       <w:tab/>
       <w:tab/>
-      <w:t>2025-02-27</w:t>
+      <w:t>2025-02-28</w:t>
       <w:br/>
       <w:br/>
     </w:r>

--- a/tillsyn/A 7050-2025 tillsynsbegäran.docx
+++ b/tillsyn/A 7050-2025 tillsynsbegäran.docx
@@ -314,7 +314,7 @@
     <w:r>
       <w:tab/>
       <w:tab/>
-      <w:t>2025-02-28</w:t>
+      <w:t>2025-03-01</w:t>
       <w:br/>
       <w:br/>
     </w:r>

--- a/tillsyn/A 7050-2025 tillsynsbegäran.docx
+++ b/tillsyn/A 7050-2025 tillsynsbegäran.docx
@@ -314,7 +314,7 @@
     <w:r>
       <w:tab/>
       <w:tab/>
-      <w:t>2025-03-01</w:t>
+      <w:t>2025-03-02</w:t>
       <w:br/>
       <w:br/>
     </w:r>

--- a/tillsyn/A 7050-2025 tillsynsbegäran.docx
+++ b/tillsyn/A 7050-2025 tillsynsbegäran.docx
@@ -314,7 +314,7 @@
     <w:r>
       <w:tab/>
       <w:tab/>
-      <w:t>2025-03-02</w:t>
+      <w:t>2025-03-03</w:t>
       <w:br/>
       <w:br/>
     </w:r>

--- a/tillsyn/A 7050-2025 tillsynsbegäran.docx
+++ b/tillsyn/A 7050-2025 tillsynsbegäran.docx
@@ -314,7 +314,7 @@
     <w:r>
       <w:tab/>
       <w:tab/>
-      <w:t>2025-03-03</w:t>
+      <w:t>2025-03-04</w:t>
       <w:br/>
       <w:br/>
     </w:r>

--- a/tillsyn/A 7050-2025 tillsynsbegäran.docx
+++ b/tillsyn/A 7050-2025 tillsynsbegäran.docx
@@ -314,7 +314,7 @@
     <w:r>
       <w:tab/>
       <w:tab/>
-      <w:t>2025-03-04</w:t>
+      <w:t>2025-03-05</w:t>
       <w:br/>
       <w:br/>
     </w:r>

--- a/tillsyn/A 7050-2025 tillsynsbegäran.docx
+++ b/tillsyn/A 7050-2025 tillsynsbegäran.docx
@@ -314,7 +314,7 @@
     <w:r>
       <w:tab/>
       <w:tab/>
-      <w:t>2025-03-05</w:t>
+      <w:t>2025-03-06</w:t>
       <w:br/>
       <w:br/>
     </w:r>

--- a/tillsyn/A 7050-2025 tillsynsbegäran.docx
+++ b/tillsyn/A 7050-2025 tillsynsbegäran.docx
@@ -314,7 +314,7 @@
     <w:r>
       <w:tab/>
       <w:tab/>
-      <w:t>2025-03-06</w:t>
+      <w:t>2025-03-07</w:t>
       <w:br/>
       <w:br/>
     </w:r>

--- a/tillsyn/A 7050-2025 tillsynsbegäran.docx
+++ b/tillsyn/A 7050-2025 tillsynsbegäran.docx
@@ -314,7 +314,7 @@
     <w:r>
       <w:tab/>
       <w:tab/>
-      <w:t>2025-03-07</w:t>
+      <w:t>2025-03-08</w:t>
       <w:br/>
       <w:br/>
     </w:r>

--- a/tillsyn/A 7050-2025 tillsynsbegäran.docx
+++ b/tillsyn/A 7050-2025 tillsynsbegäran.docx
@@ -314,7 +314,7 @@
     <w:r>
       <w:tab/>
       <w:tab/>
-      <w:t>2025-03-08</w:t>
+      <w:t>2025-03-09</w:t>
       <w:br/>
       <w:br/>
     </w:r>

--- a/tillsyn/A 7050-2025 tillsynsbegäran.docx
+++ b/tillsyn/A 7050-2025 tillsynsbegäran.docx
@@ -314,7 +314,7 @@
     <w:r>
       <w:tab/>
       <w:tab/>
-      <w:t>2025-03-09</w:t>
+      <w:t>2025-03-10</w:t>
       <w:br/>
       <w:br/>
     </w:r>

--- a/tillsyn/A 7050-2025 tillsynsbegäran.docx
+++ b/tillsyn/A 7050-2025 tillsynsbegäran.docx
@@ -314,7 +314,7 @@
     <w:r>
       <w:tab/>
       <w:tab/>
-      <w:t>2025-03-10</w:t>
+      <w:t>2025-03-11</w:t>
       <w:br/>
       <w:br/>
     </w:r>

--- a/tillsyn/A 7050-2025 tillsynsbegäran.docx
+++ b/tillsyn/A 7050-2025 tillsynsbegäran.docx
@@ -314,7 +314,7 @@
     <w:r>
       <w:tab/>
       <w:tab/>
-      <w:t>2025-03-11</w:t>
+      <w:t>2025-03-12</w:t>
       <w:br/>
       <w:br/>
     </w:r>

--- a/tillsyn/A 7050-2025 tillsynsbegäran.docx
+++ b/tillsyn/A 7050-2025 tillsynsbegäran.docx
@@ -314,7 +314,7 @@
     <w:r>
       <w:tab/>
       <w:tab/>
-      <w:t>2025-03-12</w:t>
+      <w:t>2025-03-13</w:t>
       <w:br/>
       <w:br/>
     </w:r>

--- a/tillsyn/A 7050-2025 tillsynsbegäran.docx
+++ b/tillsyn/A 7050-2025 tillsynsbegäran.docx
@@ -314,7 +314,7 @@
     <w:r>
       <w:tab/>
       <w:tab/>
-      <w:t>2025-03-13</w:t>
+      <w:t>2025-03-14</w:t>
       <w:br/>
       <w:br/>
     </w:r>

--- a/tillsyn/A 7050-2025 tillsynsbegäran.docx
+++ b/tillsyn/A 7050-2025 tillsynsbegäran.docx
@@ -314,7 +314,7 @@
     <w:r>
       <w:tab/>
       <w:tab/>
-      <w:t>2025-03-14</w:t>
+      <w:t>2025-03-15</w:t>
       <w:br/>
       <w:br/>
     </w:r>

--- a/tillsyn/A 7050-2025 tillsynsbegäran.docx
+++ b/tillsyn/A 7050-2025 tillsynsbegäran.docx
@@ -314,7 +314,7 @@
     <w:r>
       <w:tab/>
       <w:tab/>
-      <w:t>2025-03-15</w:t>
+      <w:t>2025-03-16</w:t>
       <w:br/>
       <w:br/>
     </w:r>

--- a/tillsyn/A 7050-2025 tillsynsbegäran.docx
+++ b/tillsyn/A 7050-2025 tillsynsbegäran.docx
@@ -314,7 +314,7 @@
     <w:r>
       <w:tab/>
       <w:tab/>
-      <w:t>2025-03-16</w:t>
+      <w:t>2025-03-17</w:t>
       <w:br/>
       <w:br/>
     </w:r>

--- a/tillsyn/A 7050-2025 tillsynsbegäran.docx
+++ b/tillsyn/A 7050-2025 tillsynsbegäran.docx
@@ -314,7 +314,7 @@
     <w:r>
       <w:tab/>
       <w:tab/>
-      <w:t>2025-03-17</w:t>
+      <w:t>2025-03-18</w:t>
       <w:br/>
       <w:br/>
     </w:r>

--- a/tillsyn/A 7050-2025 tillsynsbegäran.docx
+++ b/tillsyn/A 7050-2025 tillsynsbegäran.docx
@@ -314,7 +314,7 @@
     <w:r>
       <w:tab/>
       <w:tab/>
-      <w:t>2025-03-18</w:t>
+      <w:t>2025-03-19</w:t>
       <w:br/>
       <w:br/>
     </w:r>

--- a/tillsyn/A 7050-2025 tillsynsbegäran.docx
+++ b/tillsyn/A 7050-2025 tillsynsbegäran.docx
@@ -314,7 +314,7 @@
     <w:r>
       <w:tab/>
       <w:tab/>
-      <w:t>2025-03-19</w:t>
+      <w:t>2025-03-20</w:t>
       <w:br/>
       <w:br/>
     </w:r>

--- a/tillsyn/A 7050-2025 tillsynsbegäran.docx
+++ b/tillsyn/A 7050-2025 tillsynsbegäran.docx
@@ -314,7 +314,7 @@
     <w:r>
       <w:tab/>
       <w:tab/>
-      <w:t>2025-03-20</w:t>
+      <w:t>2025-03-21</w:t>
       <w:br/>
       <w:br/>
     </w:r>

--- a/tillsyn/A 7050-2025 tillsynsbegäran.docx
+++ b/tillsyn/A 7050-2025 tillsynsbegäran.docx
@@ -314,7 +314,7 @@
     <w:r>
       <w:tab/>
       <w:tab/>
-      <w:t>2025-03-21</w:t>
+      <w:t>2025-03-22</w:t>
       <w:br/>
       <w:br/>
     </w:r>

--- a/tillsyn/A 7050-2025 tillsynsbegäran.docx
+++ b/tillsyn/A 7050-2025 tillsynsbegäran.docx
@@ -314,7 +314,7 @@
     <w:r>
       <w:tab/>
       <w:tab/>
-      <w:t>2025-03-22</w:t>
+      <w:t>2025-03-23</w:t>
       <w:br/>
       <w:br/>
     </w:r>

--- a/tillsyn/A 7050-2025 tillsynsbegäran.docx
+++ b/tillsyn/A 7050-2025 tillsynsbegäran.docx
@@ -314,7 +314,7 @@
     <w:r>
       <w:tab/>
       <w:tab/>
-      <w:t>2025-03-23</w:t>
+      <w:t>2025-03-24</w:t>
       <w:br/>
       <w:br/>
     </w:r>

--- a/tillsyn/A 7050-2025 tillsynsbegäran.docx
+++ b/tillsyn/A 7050-2025 tillsynsbegäran.docx
@@ -314,7 +314,7 @@
     <w:r>
       <w:tab/>
       <w:tab/>
-      <w:t>2025-03-24</w:t>
+      <w:t>2025-03-25</w:t>
       <w:br/>
       <w:br/>
     </w:r>

--- a/tillsyn/A 7050-2025 tillsynsbegäran.docx
+++ b/tillsyn/A 7050-2025 tillsynsbegäran.docx
@@ -314,7 +314,7 @@
     <w:r>
       <w:tab/>
       <w:tab/>
-      <w:t>2025-03-25</w:t>
+      <w:t>2025-03-26</w:t>
       <w:br/>
       <w:br/>
     </w:r>

--- a/tillsyn/A 7050-2025 tillsynsbegäran.docx
+++ b/tillsyn/A 7050-2025 tillsynsbegäran.docx
@@ -314,7 +314,7 @@
     <w:r>
       <w:tab/>
       <w:tab/>
-      <w:t>2025-03-26</w:t>
+      <w:t>2025-03-27</w:t>
       <w:br/>
       <w:br/>
     </w:r>

--- a/tillsyn/A 7050-2025 tillsynsbegäran.docx
+++ b/tillsyn/A 7050-2025 tillsynsbegäran.docx
@@ -314,7 +314,7 @@
     <w:r>
       <w:tab/>
       <w:tab/>
-      <w:t>2025-03-27</w:t>
+      <w:t>2025-03-28</w:t>
       <w:br/>
       <w:br/>
     </w:r>

--- a/tillsyn/A 7050-2025 tillsynsbegäran.docx
+++ b/tillsyn/A 7050-2025 tillsynsbegäran.docx
@@ -314,7 +314,7 @@
     <w:r>
       <w:tab/>
       <w:tab/>
-      <w:t>2025-03-28</w:t>
+      <w:t>2025-03-29</w:t>
       <w:br/>
       <w:br/>
     </w:r>

--- a/tillsyn/A 7050-2025 tillsynsbegäran.docx
+++ b/tillsyn/A 7050-2025 tillsynsbegäran.docx
@@ -314,7 +314,7 @@
     <w:r>
       <w:tab/>
       <w:tab/>
-      <w:t>2025-04-02</w:t>
+      <w:t>2025-04-03</w:t>
       <w:br/>
       <w:br/>
     </w:r>

--- a/tillsyn/A 7050-2025 tillsynsbegäran.docx
+++ b/tillsyn/A 7050-2025 tillsynsbegäran.docx
@@ -314,7 +314,7 @@
     <w:r>
       <w:tab/>
       <w:tab/>
-      <w:t>2025-04-03</w:t>
+      <w:t>2025-04-05</w:t>
       <w:br/>
       <w:br/>
     </w:r>

--- a/tillsyn/A 7050-2025 tillsynsbegäran.docx
+++ b/tillsyn/A 7050-2025 tillsynsbegäran.docx
@@ -314,7 +314,7 @@
     <w:r>
       <w:tab/>
       <w:tab/>
-      <w:t>2025-04-05</w:t>
+      <w:t>2025-04-06</w:t>
       <w:br/>
       <w:br/>
     </w:r>

--- a/tillsyn/A 7050-2025 tillsynsbegäran.docx
+++ b/tillsyn/A 7050-2025 tillsynsbegäran.docx
@@ -314,7 +314,7 @@
     <w:r>
       <w:tab/>
       <w:tab/>
-      <w:t>2025-04-06</w:t>
+      <w:t>2025-04-07</w:t>
       <w:br/>
       <w:br/>
     </w:r>

--- a/tillsyn/A 7050-2025 tillsynsbegäran.docx
+++ b/tillsyn/A 7050-2025 tillsynsbegäran.docx
@@ -314,7 +314,7 @@
     <w:r>
       <w:tab/>
       <w:tab/>
-      <w:t>2025-04-07</w:t>
+      <w:t>2025-04-08</w:t>
       <w:br/>
       <w:br/>
     </w:r>

--- a/tillsyn/A 7050-2025 tillsynsbegäran.docx
+++ b/tillsyn/A 7050-2025 tillsynsbegäran.docx
@@ -314,7 +314,7 @@
     <w:r>
       <w:tab/>
       <w:tab/>
-      <w:t>2025-04-08</w:t>
+      <w:t>2025-04-09</w:t>
       <w:br/>
       <w:br/>
     </w:r>

--- a/tillsyn/A 7050-2025 tillsynsbegäran.docx
+++ b/tillsyn/A 7050-2025 tillsynsbegäran.docx
@@ -88,6 +88,46 @@
       </w:pPr>
       <w:r>
         <w:t>Figur 1. Fyndplatser för naturvårdsarter i det avverkningsanmälda området (röd linje). Markörer utan svart kant är placerade på fyndplatsen. Markörer med svart kant är placerade vid sidan av fyndplatsen och har ett svart streck som visar fyndplatsens exakta position. Kartans mittpunktskoordinat är N 7094010, E 763695 i SWEREF 99 TM.</w:t>
+      </w:r>
+    </w:p>
+    <w:p>
+      <w:r>
+        <w:rPr>
+          <w:b/>
+        </w:rPr>
+        <w:t>Koralltaggsvamp (NT)</w:t>
+      </w:r>
+      <w:r>
+        <w:t xml:space="preserve"> är i hela landet en mycket bra signalart som nästan enbart påträffas i skogsområden med höga naturvärden. Arten hotas av brist på död ved. Ingrepp som innebär att lågor och döda eller skadade träd tas bort missgynnar arten. En slutavverkning, skoglig gallring eller annat uttag av virke på växtplatsen som ger ett förändrat lokalklimat innebär ett direkt hot liksom överföring av lövskog till barrskog (SLU Artdatabanken, 2024; Nitare &amp; Skogsstyrelsen, 2019).</w:t>
+      </w:r>
+    </w:p>
+    <w:p>
+      <w:r>
+        <w:rPr>
+          <w:b/>
+        </w:rPr>
+        <w:t>Ullticka (NT)</w:t>
+      </w:r>
+      <w:r>
+        <w:t xml:space="preserve"> är knuten till restbestånd av barrnaturskog och förekommer med ett tydligt optimum i orörda eller måttligt påverkade gamla granskogar där det föreligger viss kontinuitet av grov död ved. Ullticka är en bra signalart inom hela sitt utbredningsområde och i södra Sverige är den sällsynt och en god signalart för skyddsvärda granskogsmiljöer. Den hotas av avverkning och fragmentering av naturskog och äldre granskog med lång trädkontinuitet. På ullticka kan ibland ulltickeporing (VU) påträffas - det är en sällsynt ticka som nyligen delats upp i tre olika arter: </w:t>
+      </w:r>
+      <w:r>
+        <w:rPr>
+          <w:i/>
+        </w:rPr>
+        <w:t xml:space="preserve">Skeletocutis brevispora </w:t>
+      </w:r>
+      <w:r>
+        <w:t>(ulltickeporing)</w:t>
+      </w:r>
+      <w:r>
+        <w:rPr>
+          <w:i/>
+        </w:rPr>
+        <w:t>, Skeletocutis delicata och Skeletocutis exilis</w:t>
+      </w:r>
+      <w:r>
+        <w:t>. De två sistnämnda arterna står för närvarande (2020) som ej bedömda i rödlistan (SLU Artdatabanken, 2024; Nitare &amp; Skogsstyrelsen, 2019; Miettinen &amp; Niemelä, 2018).</w:t>
       </w:r>
     </w:p>
     <w:p>
@@ -314,7 +354,7 @@
     <w:r>
       <w:tab/>
       <w:tab/>
-      <w:t>2025-04-09</w:t>
+      <w:t>2025-04-10</w:t>
       <w:br/>
       <w:br/>
     </w:r>

--- a/tillsyn/A 7050-2025 tillsynsbegäran.docx
+++ b/tillsyn/A 7050-2025 tillsynsbegäran.docx
@@ -354,7 +354,7 @@
     <w:r>
       <w:tab/>
       <w:tab/>
-      <w:t>2025-04-10</w:t>
+      <w:t>2025-04-11</w:t>
       <w:br/>
       <w:br/>
     </w:r>

--- a/tillsyn/A 7050-2025 tillsynsbegäran.docx
+++ b/tillsyn/A 7050-2025 tillsynsbegäran.docx
@@ -354,7 +354,7 @@
     <w:r>
       <w:tab/>
       <w:tab/>
-      <w:t>2025-04-11</w:t>
+      <w:t>2025-04-12</w:t>
       <w:br/>
       <w:br/>
     </w:r>

--- a/tillsyn/A 7050-2025 tillsynsbegäran.docx
+++ b/tillsyn/A 7050-2025 tillsynsbegäran.docx
@@ -354,7 +354,7 @@
     <w:r>
       <w:tab/>
       <w:tab/>
-      <w:t>2025-04-12</w:t>
+      <w:t>2025-04-13</w:t>
       <w:br/>
       <w:br/>
     </w:r>

--- a/tillsyn/A 7050-2025 tillsynsbegäran.docx
+++ b/tillsyn/A 7050-2025 tillsynsbegäran.docx
@@ -354,7 +354,7 @@
     <w:r>
       <w:tab/>
       <w:tab/>
-      <w:t>2025-04-13</w:t>
+      <w:t>2025-04-14</w:t>
       <w:br/>
       <w:br/>
     </w:r>

--- a/tillsyn/A 7050-2025 tillsynsbegäran.docx
+++ b/tillsyn/A 7050-2025 tillsynsbegäran.docx
@@ -354,7 +354,7 @@
     <w:r>
       <w:tab/>
       <w:tab/>
-      <w:t>2025-04-14</w:t>
+      <w:t>2025-04-15</w:t>
       <w:br/>
       <w:br/>
     </w:r>

--- a/tillsyn/A 7050-2025 tillsynsbegäran.docx
+++ b/tillsyn/A 7050-2025 tillsynsbegäran.docx
@@ -354,7 +354,7 @@
     <w:r>
       <w:tab/>
       <w:tab/>
-      <w:t>2025-04-15</w:t>
+      <w:t>2025-04-16</w:t>
       <w:br/>
       <w:br/>
     </w:r>

--- a/tillsyn/A 7050-2025 tillsynsbegäran.docx
+++ b/tillsyn/A 7050-2025 tillsynsbegäran.docx
@@ -354,7 +354,7 @@
     <w:r>
       <w:tab/>
       <w:tab/>
-      <w:t>2025-04-16</w:t>
+      <w:t>2025-04-17</w:t>
       <w:br/>
       <w:br/>
     </w:r>

--- a/tillsyn/A 7050-2025 tillsynsbegäran.docx
+++ b/tillsyn/A 7050-2025 tillsynsbegäran.docx
@@ -354,7 +354,7 @@
     <w:r>
       <w:tab/>
       <w:tab/>
-      <w:t>2025-04-17</w:t>
+      <w:t>2025-04-18</w:t>
       <w:br/>
       <w:br/>
     </w:r>

--- a/tillsyn/A 7050-2025 tillsynsbegäran.docx
+++ b/tillsyn/A 7050-2025 tillsynsbegäran.docx
@@ -354,7 +354,7 @@
     <w:r>
       <w:tab/>
       <w:tab/>
-      <w:t>2025-04-18</w:t>
+      <w:t>2025-04-19</w:t>
       <w:br/>
       <w:br/>
     </w:r>

--- a/tillsyn/A 7050-2025 tillsynsbegäran.docx
+++ b/tillsyn/A 7050-2025 tillsynsbegäran.docx
@@ -365,7 +365,7 @@
     <w:r>
       <w:tab/>
       <w:tab/>
-      <w:t>2025-05-03</w:t>
+      <w:t>2025-05-04</w:t>
       <w:br/>
       <w:br/>
     </w:r>

--- a/tillsyn/A 7050-2025 tillsynsbegäran.docx
+++ b/tillsyn/A 7050-2025 tillsynsbegäran.docx
@@ -365,7 +365,7 @@
     <w:r>
       <w:tab/>
       <w:tab/>
-      <w:t>2025-05-04</w:t>
+      <w:t>2025-05-06</w:t>
       <w:br/>
       <w:br/>
     </w:r>

--- a/tillsyn/A 7050-2025 tillsynsbegäran.docx
+++ b/tillsyn/A 7050-2025 tillsynsbegäran.docx
@@ -365,7 +365,7 @@
     <w:r>
       <w:tab/>
       <w:tab/>
-      <w:t>2025-05-06</w:t>
+      <w:t>2025-05-07</w:t>
       <w:br/>
       <w:br/>
     </w:r>

--- a/tillsyn/A 7050-2025 tillsynsbegäran.docx
+++ b/tillsyn/A 7050-2025 tillsynsbegäran.docx
@@ -365,7 +365,7 @@
     <w:r>
       <w:tab/>
       <w:tab/>
-      <w:t>2025-05-07</w:t>
+      <w:t>2025-05-08</w:t>
       <w:br/>
       <w:br/>
     </w:r>

--- a/tillsyn/A 7050-2025 tillsynsbegäran.docx
+++ b/tillsyn/A 7050-2025 tillsynsbegäran.docx
@@ -365,7 +365,7 @@
     <w:r>
       <w:tab/>
       <w:tab/>
-      <w:t>2025-05-08</w:t>
+      <w:t>2025-05-09</w:t>
       <w:br/>
       <w:br/>
     </w:r>

--- a/tillsyn/A 7050-2025 tillsynsbegäran.docx
+++ b/tillsyn/A 7050-2025 tillsynsbegäran.docx
@@ -365,7 +365,7 @@
     <w:r>
       <w:tab/>
       <w:tab/>
-      <w:t>2025-05-09</w:t>
+      <w:t>2025-05-10</w:t>
       <w:br/>
       <w:br/>
     </w:r>

--- a/tillsyn/A 7050-2025 tillsynsbegäran.docx
+++ b/tillsyn/A 7050-2025 tillsynsbegäran.docx
@@ -365,7 +365,7 @@
     <w:r>
       <w:tab/>
       <w:tab/>
-      <w:t>2025-05-10</w:t>
+      <w:t>2025-05-11</w:t>
       <w:br/>
       <w:br/>
     </w:r>

--- a/tillsyn/A 7050-2025 tillsynsbegäran.docx
+++ b/tillsyn/A 7050-2025 tillsynsbegäran.docx
@@ -365,7 +365,7 @@
     <w:r>
       <w:tab/>
       <w:tab/>
-      <w:t>2025-05-11</w:t>
+      <w:t>2025-05-12</w:t>
       <w:br/>
       <w:br/>
     </w:r>

--- a/tillsyn/A 7050-2025 tillsynsbegäran.docx
+++ b/tillsyn/A 7050-2025 tillsynsbegäran.docx
@@ -365,7 +365,7 @@
     <w:r>
       <w:tab/>
       <w:tab/>
-      <w:t>2025-05-12</w:t>
+      <w:t>2025-05-13</w:t>
       <w:br/>
       <w:br/>
     </w:r>

--- a/tillsyn/A 7050-2025 tillsynsbegäran.docx
+++ b/tillsyn/A 7050-2025 tillsynsbegäran.docx
@@ -365,7 +365,7 @@
     <w:r>
       <w:tab/>
       <w:tab/>
-      <w:t>2025-05-13</w:t>
+      <w:t>2025-05-14</w:t>
       <w:br/>
       <w:br/>
     </w:r>

--- a/tillsyn/A 7050-2025 tillsynsbegäran.docx
+++ b/tillsyn/A 7050-2025 tillsynsbegäran.docx
@@ -365,7 +365,7 @@
     <w:r>
       <w:tab/>
       <w:tab/>
-      <w:t>2025-05-14</w:t>
+      <w:t>2025-05-15</w:t>
       <w:br/>
       <w:br/>
     </w:r>

--- a/tillsyn/A 7050-2025 tillsynsbegäran.docx
+++ b/tillsyn/A 7050-2025 tillsynsbegäran.docx
@@ -365,7 +365,7 @@
     <w:r>
       <w:tab/>
       <w:tab/>
-      <w:t>2025-05-15</w:t>
+      <w:t>2025-05-16</w:t>
       <w:br/>
       <w:br/>
     </w:r>

--- a/tillsyn/A 7050-2025 tillsynsbegäran.docx
+++ b/tillsyn/A 7050-2025 tillsynsbegäran.docx
@@ -365,7 +365,7 @@
     <w:r>
       <w:tab/>
       <w:tab/>
-      <w:t>2025-05-16</w:t>
+      <w:t>2025-05-17</w:t>
       <w:br/>
       <w:br/>
     </w:r>

--- a/tillsyn/A 7050-2025 tillsynsbegäran.docx
+++ b/tillsyn/A 7050-2025 tillsynsbegäran.docx
@@ -365,7 +365,7 @@
     <w:r>
       <w:tab/>
       <w:tab/>
-      <w:t>2025-05-17</w:t>
+      <w:t>2025-05-18</w:t>
       <w:br/>
       <w:br/>
     </w:r>

--- a/tillsyn/A 7050-2025 tillsynsbegäran.docx
+++ b/tillsyn/A 7050-2025 tillsynsbegäran.docx
@@ -365,7 +365,7 @@
     <w:r>
       <w:tab/>
       <w:tab/>
-      <w:t>2025-05-18</w:t>
+      <w:t>2025-05-19</w:t>
       <w:br/>
       <w:br/>
     </w:r>

--- a/tillsyn/A 7050-2025 tillsynsbegäran.docx
+++ b/tillsyn/A 7050-2025 tillsynsbegäran.docx
@@ -365,7 +365,7 @@
     <w:r>
       <w:tab/>
       <w:tab/>
-      <w:t>2025-05-19</w:t>
+      <w:t>2025-05-20</w:t>
       <w:br/>
       <w:br/>
     </w:r>

--- a/tillsyn/A 7050-2025 tillsynsbegäran.docx
+++ b/tillsyn/A 7050-2025 tillsynsbegäran.docx
@@ -365,7 +365,7 @@
     <w:r>
       <w:tab/>
       <w:tab/>
-      <w:t>2025-05-20</w:t>
+      <w:t>2025-05-21</w:t>
       <w:br/>
       <w:br/>
     </w:r>

--- a/tillsyn/A 7050-2025 tillsynsbegäran.docx
+++ b/tillsyn/A 7050-2025 tillsynsbegäran.docx
@@ -365,7 +365,7 @@
     <w:r>
       <w:tab/>
       <w:tab/>
-      <w:t>2025-05-21</w:t>
+      <w:t>2025-05-22</w:t>
       <w:br/>
       <w:br/>
     </w:r>

--- a/tillsyn/A 7050-2025 tillsynsbegäran.docx
+++ b/tillsyn/A 7050-2025 tillsynsbegäran.docx
@@ -365,7 +365,7 @@
     <w:r>
       <w:tab/>
       <w:tab/>
-      <w:t>2025-05-22</w:t>
+      <w:t>2025-05-23</w:t>
       <w:br/>
       <w:br/>
     </w:r>

--- a/tillsyn/A 7050-2025 tillsynsbegäran.docx
+++ b/tillsyn/A 7050-2025 tillsynsbegäran.docx
@@ -365,7 +365,7 @@
     <w:r>
       <w:tab/>
       <w:tab/>
-      <w:t>2025-05-23</w:t>
+      <w:t>2025-05-24</w:t>
       <w:br/>
       <w:br/>
     </w:r>

--- a/tillsyn/A 7050-2025 tillsynsbegäran.docx
+++ b/tillsyn/A 7050-2025 tillsynsbegäran.docx
@@ -365,7 +365,7 @@
     <w:r>
       <w:tab/>
       <w:tab/>
-      <w:t>2025-05-24</w:t>
+      <w:t>2025-05-25</w:t>
       <w:br/>
       <w:br/>
     </w:r>

--- a/tillsyn/A 7050-2025 tillsynsbegäran.docx
+++ b/tillsyn/A 7050-2025 tillsynsbegäran.docx
@@ -365,7 +365,7 @@
     <w:r>
       <w:tab/>
       <w:tab/>
-      <w:t>2025-05-25</w:t>
+      <w:t>2025-05-26</w:t>
       <w:br/>
       <w:br/>
     </w:r>

--- a/tillsyn/A 7050-2025 tillsynsbegäran.docx
+++ b/tillsyn/A 7050-2025 tillsynsbegäran.docx
@@ -365,7 +365,7 @@
     <w:r>
       <w:tab/>
       <w:tab/>
-      <w:t>2025-05-26</w:t>
+      <w:t>2025-05-27</w:t>
       <w:br/>
       <w:br/>
     </w:r>

--- a/tillsyn/A 7050-2025 tillsynsbegäran.docx
+++ b/tillsyn/A 7050-2025 tillsynsbegäran.docx
@@ -110,6 +110,33 @@
       </w:r>
       <w:r>
         <w:t xml:space="preserve"> är i hela landet en mycket bra signalart som nästan enbart påträffas i skogsområden med höga naturvärden. Arten hotas av brist på död ved. Ingrepp som innebär att lågor och döda eller skadade träd tas bort missgynnar arten. En slutavverkning, skoglig gallring eller annat uttag av virke på växtplatsen som ger ett förändrat lokalklimat innebär ett direkt hot liksom överföring av lövskog till barrskog (SLU Artdatabanken, 2024; Nitare &amp; Skogsstyrelsen, 2019).</w:t>
+      </w:r>
+    </w:p>
+    <w:p>
+      <w:r>
+        <w:rPr>
+          <w:b/>
+          <w:i/>
+        </w:rPr>
+        <w:t xml:space="preserve">Leptoporus mollis </w:t>
+      </w:r>
+      <w:r>
+        <w:rPr>
+          <w:b/>
+        </w:rPr>
+        <w:t>(NT)</w:t>
+      </w:r>
+      <w:r>
+        <w:t xml:space="preserve"> är granens kötticka och har klassificerats som ”gammelskogsindikator”, då den förekommer med ett tydligt optimum i äldre barrskogar, främst fuktiga granskogar. Den har högst signalvärde söder om den naturliga norrlandsgränsen </w:t>
+      </w:r>
+      <w:r>
+        <w:rPr>
+          <w:i/>
+        </w:rPr>
+        <w:t>limes norrlandicus</w:t>
+      </w:r>
+      <w:r>
+        <w:t>, men signalerar vanligtvis höga naturvärden även i Norrland. Arten är knuten till miljöer med konstant luftfuktighet och känslig för uttorkning som en avverkning kan medföra. Den totala populationen bedöms därför ha minskat under de senaste 30 åren och fortsätter att minska i takt med att grankontinuitetsskogar (skogar som inte kalavverkats) minskar i areal, samtidigt som att lämpliga miljöer inte återskapas i samma takt (SLU Artdatabanken, 2024; Nitare &amp; Skogsstyrelsen, 2019).</w:t>
       </w:r>
     </w:p>
     <w:p>
@@ -365,7 +392,7 @@
     <w:r>
       <w:tab/>
       <w:tab/>
-      <w:t>2025-05-27</w:t>
+      <w:t>2025-05-30</w:t>
       <w:br/>
       <w:br/>
     </w:r>

--- a/tillsyn/A 7050-2025 tillsynsbegäran.docx
+++ b/tillsyn/A 7050-2025 tillsynsbegäran.docx
@@ -392,7 +392,7 @@
     <w:r>
       <w:tab/>
       <w:tab/>
-      <w:t>2025-05-30</w:t>
+      <w:t>2025-06-01</w:t>
       <w:br/>
       <w:br/>
     </w:r>

--- a/tillsyn/A 7050-2025 tillsynsbegäran.docx
+++ b/tillsyn/A 7050-2025 tillsynsbegäran.docx
@@ -392,7 +392,7 @@
     <w:r>
       <w:tab/>
       <w:tab/>
-      <w:t>2025-06-01</w:t>
+      <w:t>2025-06-02</w:t>
       <w:br/>
       <w:br/>
     </w:r>

--- a/tillsyn/A 7050-2025 tillsynsbegäran.docx
+++ b/tillsyn/A 7050-2025 tillsynsbegäran.docx
@@ -392,7 +392,7 @@
     <w:r>
       <w:tab/>
       <w:tab/>
-      <w:t>2025-06-02</w:t>
+      <w:t>2025-06-03</w:t>
       <w:br/>
       <w:br/>
     </w:r>

--- a/tillsyn/A 7050-2025 tillsynsbegäran.docx
+++ b/tillsyn/A 7050-2025 tillsynsbegäran.docx
@@ -392,7 +392,7 @@
     <w:r>
       <w:tab/>
       <w:tab/>
-      <w:t>2025-06-03</w:t>
+      <w:t>2025-06-04</w:t>
       <w:br/>
       <w:br/>
     </w:r>

--- a/tillsyn/A 7050-2025 tillsynsbegäran.docx
+++ b/tillsyn/A 7050-2025 tillsynsbegäran.docx
@@ -392,7 +392,7 @@
     <w:r>
       <w:tab/>
       <w:tab/>
-      <w:t>2025-06-04</w:t>
+      <w:t>2025-06-05</w:t>
       <w:br/>
       <w:br/>
     </w:r>

--- a/tillsyn/A 7050-2025 tillsynsbegäran.docx
+++ b/tillsyn/A 7050-2025 tillsynsbegäran.docx
@@ -392,7 +392,7 @@
     <w:r>
       <w:tab/>
       <w:tab/>
-      <w:t>2025-06-05</w:t>
+      <w:t>2025-06-13</w:t>
       <w:br/>
       <w:br/>
     </w:r>

--- a/tillsyn/A 7050-2025 tillsynsbegäran.docx
+++ b/tillsyn/A 7050-2025 tillsynsbegäran.docx
@@ -392,7 +392,7 @@
     <w:r>
       <w:tab/>
       <w:tab/>
-      <w:t>2025-06-13</w:t>
+      <w:t>2025-06-15</w:t>
       <w:br/>
       <w:br/>
     </w:r>

--- a/tillsyn/A 7050-2025 tillsynsbegäran.docx
+++ b/tillsyn/A 7050-2025 tillsynsbegäran.docx
@@ -392,7 +392,7 @@
     <w:r>
       <w:tab/>
       <w:tab/>
-      <w:t>2025-06-15</w:t>
+      <w:t>2025-06-16</w:t>
       <w:br/>
       <w:br/>
     </w:r>

--- a/tillsyn/A 7050-2025 tillsynsbegäran.docx
+++ b/tillsyn/A 7050-2025 tillsynsbegäran.docx
@@ -392,7 +392,7 @@
     <w:r>
       <w:tab/>
       <w:tab/>
-      <w:t>2025-06-16</w:t>
+      <w:t>2025-06-17</w:t>
       <w:br/>
       <w:br/>
     </w:r>

--- a/tillsyn/A 7050-2025 tillsynsbegäran.docx
+++ b/tillsyn/A 7050-2025 tillsynsbegäran.docx
@@ -392,7 +392,7 @@
     <w:r>
       <w:tab/>
       <w:tab/>
-      <w:t>2025-06-17</w:t>
+      <w:t>2025-06-18</w:t>
       <w:br/>
       <w:br/>
     </w:r>

--- a/tillsyn/A 7050-2025 tillsynsbegäran.docx
+++ b/tillsyn/A 7050-2025 tillsynsbegäran.docx
@@ -392,7 +392,7 @@
     <w:r>
       <w:tab/>
       <w:tab/>
-      <w:t>2025-06-18</w:t>
+      <w:t>2025-06-19</w:t>
       <w:br/>
       <w:br/>
     </w:r>

--- a/tillsyn/A 7050-2025 tillsynsbegäran.docx
+++ b/tillsyn/A 7050-2025 tillsynsbegäran.docx
@@ -392,7 +392,7 @@
     <w:r>
       <w:tab/>
       <w:tab/>
-      <w:t>2025-06-19</w:t>
+      <w:t>2025-06-20</w:t>
       <w:br/>
       <w:br/>
     </w:r>

--- a/tillsyn/A 7050-2025 tillsynsbegäran.docx
+++ b/tillsyn/A 7050-2025 tillsynsbegäran.docx
@@ -392,7 +392,7 @@
     <w:r>
       <w:tab/>
       <w:tab/>
-      <w:t>2025-06-20</w:t>
+      <w:t>2025-06-21</w:t>
       <w:br/>
       <w:br/>
     </w:r>

--- a/tillsyn/A 7050-2025 tillsynsbegäran.docx
+++ b/tillsyn/A 7050-2025 tillsynsbegäran.docx
@@ -392,7 +392,7 @@
     <w:r>
       <w:tab/>
       <w:tab/>
-      <w:t>2025-06-21</w:t>
+      <w:t>2025-06-22</w:t>
       <w:br/>
       <w:br/>
     </w:r>

--- a/tillsyn/A 7050-2025 tillsynsbegäran.docx
+++ b/tillsyn/A 7050-2025 tillsynsbegäran.docx
@@ -392,7 +392,7 @@
     <w:r>
       <w:tab/>
       <w:tab/>
-      <w:t>2025-06-22</w:t>
+      <w:t>2025-06-23</w:t>
       <w:br/>
       <w:br/>
     </w:r>

--- a/tillsyn/A 7050-2025 tillsynsbegäran.docx
+++ b/tillsyn/A 7050-2025 tillsynsbegäran.docx
@@ -392,7 +392,7 @@
     <w:r>
       <w:tab/>
       <w:tab/>
-      <w:t>2025-06-23</w:t>
+      <w:t>2025-06-24</w:t>
       <w:br/>
       <w:br/>
     </w:r>

--- a/tillsyn/A 7050-2025 tillsynsbegäran.docx
+++ b/tillsyn/A 7050-2025 tillsynsbegäran.docx
@@ -392,7 +392,7 @@
     <w:r>
       <w:tab/>
       <w:tab/>
-      <w:t>2025-06-24</w:t>
+      <w:t>2025-06-25</w:t>
       <w:br/>
       <w:br/>
     </w:r>

--- a/tillsyn/A 7050-2025 tillsynsbegäran.docx
+++ b/tillsyn/A 7050-2025 tillsynsbegäran.docx
@@ -392,7 +392,7 @@
     <w:r>
       <w:tab/>
       <w:tab/>
-      <w:t>2025-06-25</w:t>
+      <w:t>2025-06-26</w:t>
       <w:br/>
       <w:br/>
     </w:r>

--- a/tillsyn/A 7050-2025 tillsynsbegäran.docx
+++ b/tillsyn/A 7050-2025 tillsynsbegäran.docx
@@ -392,7 +392,7 @@
     <w:r>
       <w:tab/>
       <w:tab/>
-      <w:t>2025-06-26</w:t>
+      <w:t>2025-06-27</w:t>
       <w:br/>
       <w:br/>
     </w:r>

--- a/tillsyn/A 7050-2025 tillsynsbegäran.docx
+++ b/tillsyn/A 7050-2025 tillsynsbegäran.docx
@@ -392,7 +392,7 @@
     <w:r>
       <w:tab/>
       <w:tab/>
-      <w:t>2025-06-27</w:t>
+      <w:t>2025-06-28</w:t>
       <w:br/>
       <w:br/>
     </w:r>

--- a/tillsyn/A 7050-2025 tillsynsbegäran.docx
+++ b/tillsyn/A 7050-2025 tillsynsbegäran.docx
@@ -392,7 +392,7 @@
     <w:r>
       <w:tab/>
       <w:tab/>
-      <w:t>2025-06-28</w:t>
+      <w:t>2025-06-29</w:t>
       <w:br/>
       <w:br/>
     </w:r>

--- a/tillsyn/A 7050-2025 tillsynsbegäran.docx
+++ b/tillsyn/A 7050-2025 tillsynsbegäran.docx
@@ -392,7 +392,7 @@
     <w:r>
       <w:tab/>
       <w:tab/>
-      <w:t>2025-06-29</w:t>
+      <w:t>2025-06-30</w:t>
       <w:br/>
       <w:br/>
     </w:r>

--- a/tillsyn/A 7050-2025 tillsynsbegäran.docx
+++ b/tillsyn/A 7050-2025 tillsynsbegäran.docx
@@ -392,7 +392,7 @@
     <w:r>
       <w:tab/>
       <w:tab/>
-      <w:t>2025-06-30</w:t>
+      <w:t>2025-07-01</w:t>
       <w:br/>
       <w:br/>
     </w:r>

--- a/tillsyn/A 7050-2025 tillsynsbegäran.docx
+++ b/tillsyn/A 7050-2025 tillsynsbegäran.docx
@@ -392,7 +392,7 @@
     <w:r>
       <w:tab/>
       <w:tab/>
-      <w:t>2025-07-01</w:t>
+      <w:t>2025-07-02</w:t>
       <w:br/>
       <w:br/>
     </w:r>

--- a/tillsyn/A 7050-2025 tillsynsbegäran.docx
+++ b/tillsyn/A 7050-2025 tillsynsbegäran.docx
@@ -392,7 +392,7 @@
     <w:r>
       <w:tab/>
       <w:tab/>
-      <w:t>2025-07-02</w:t>
+      <w:t>2025-07-03</w:t>
       <w:br/>
       <w:br/>
     </w:r>

--- a/tillsyn/A 7050-2025 tillsynsbegäran.docx
+++ b/tillsyn/A 7050-2025 tillsynsbegäran.docx
@@ -392,7 +392,7 @@
     <w:r>
       <w:tab/>
       <w:tab/>
-      <w:t>2025-07-03</w:t>
+      <w:t>2025-07-04</w:t>
       <w:br/>
       <w:br/>
     </w:r>

--- a/tillsyn/A 7050-2025 tillsynsbegäran.docx
+++ b/tillsyn/A 7050-2025 tillsynsbegäran.docx
@@ -392,7 +392,7 @@
     <w:r>
       <w:tab/>
       <w:tab/>
-      <w:t>2025-07-04</w:t>
+      <w:t>2025-07-05</w:t>
       <w:br/>
       <w:br/>
     </w:r>

--- a/tillsyn/A 7050-2025 tillsynsbegäran.docx
+++ b/tillsyn/A 7050-2025 tillsynsbegäran.docx
@@ -392,7 +392,7 @@
     <w:r>
       <w:tab/>
       <w:tab/>
-      <w:t>2025-07-05</w:t>
+      <w:t>2025-07-06</w:t>
       <w:br/>
       <w:br/>
     </w:r>

--- a/tillsyn/A 7050-2025 tillsynsbegäran.docx
+++ b/tillsyn/A 7050-2025 tillsynsbegäran.docx
@@ -392,7 +392,7 @@
     <w:r>
       <w:tab/>
       <w:tab/>
-      <w:t>2025-07-06</w:t>
+      <w:t>2025-07-07</w:t>
       <w:br/>
       <w:br/>
     </w:r>

--- a/tillsyn/A 7050-2025 tillsynsbegäran.docx
+++ b/tillsyn/A 7050-2025 tillsynsbegäran.docx
@@ -392,7 +392,7 @@
     <w:r>
       <w:tab/>
       <w:tab/>
-      <w:t>2025-07-07</w:t>
+      <w:t>2025-07-08</w:t>
       <w:br/>
       <w:br/>
     </w:r>

--- a/tillsyn/A 7050-2025 tillsynsbegäran.docx
+++ b/tillsyn/A 7050-2025 tillsynsbegäran.docx
@@ -392,7 +392,7 @@
     <w:r>
       <w:tab/>
       <w:tab/>
-      <w:t>2025-07-08</w:t>
+      <w:t>2025-07-09</w:t>
       <w:br/>
       <w:br/>
     </w:r>

--- a/tillsyn/A 7050-2025 tillsynsbegäran.docx
+++ b/tillsyn/A 7050-2025 tillsynsbegäran.docx
@@ -392,7 +392,7 @@
     <w:r>
       <w:tab/>
       <w:tab/>
-      <w:t>2025-07-09</w:t>
+      <w:t>2025-07-11</w:t>
       <w:br/>
       <w:br/>
     </w:r>

--- a/tillsyn/A 7050-2025 tillsynsbegäran.docx
+++ b/tillsyn/A 7050-2025 tillsynsbegäran.docx
@@ -392,7 +392,7 @@
     <w:r>
       <w:tab/>
       <w:tab/>
-      <w:t>2025-07-11</w:t>
+      <w:t>2025-07-12</w:t>
       <w:br/>
       <w:br/>
     </w:r>

--- a/tillsyn/A 7050-2025 tillsynsbegäran.docx
+++ b/tillsyn/A 7050-2025 tillsynsbegäran.docx
@@ -392,7 +392,7 @@
     <w:r>
       <w:tab/>
       <w:tab/>
-      <w:t>2025-07-12</w:t>
+      <w:t>2025-07-13</w:t>
       <w:br/>
       <w:br/>
     </w:r>

--- a/tillsyn/A 7050-2025 tillsynsbegäran.docx
+++ b/tillsyn/A 7050-2025 tillsynsbegäran.docx
@@ -392,7 +392,7 @@
     <w:r>
       <w:tab/>
       <w:tab/>
-      <w:t>2025-07-13</w:t>
+      <w:t>2025-07-14</w:t>
       <w:br/>
       <w:br/>
     </w:r>

--- a/tillsyn/A 7050-2025 tillsynsbegäran.docx
+++ b/tillsyn/A 7050-2025 tillsynsbegäran.docx
@@ -392,7 +392,7 @@
     <w:r>
       <w:tab/>
       <w:tab/>
-      <w:t>2025-08-06</w:t>
+      <w:t>2025-08-09</w:t>
       <w:br/>
       <w:br/>
     </w:r>
